--- a/EX 04 - MHA/Exp_4.docx
+++ b/EX 04 - MHA/Exp_4.docx
@@ -50,20 +50,6 @@
         </w:rPr>
         <w:t xml:space="preserve">                                                                        </w:t>
       </w:r>
-      <w:r>
-        <w:rPr>
-          <w:rFonts w:ascii="Times New Roman" w:hAnsi="Times New Roman" w:cs="Times New Roman"/>
-          <w:b/>
-          <w:bCs/>
-        </w:rPr>
-        <w:t>DATE:</w:t>
-      </w:r>
-      <w:r>
-        <w:rPr>
-          <w:rFonts w:ascii="Times New Roman" w:hAnsi="Times New Roman" w:cs="Times New Roman"/>
-        </w:rPr>
-        <w:t xml:space="preserve"> August 6, 2026</w:t>
-      </w:r>
     </w:p>
     <w:p>
       <w:pPr>
@@ -85,21 +71,7 @@
         <w:rPr>
           <w:rFonts w:ascii="Times New Roman" w:hAnsi="Times New Roman" w:cs="Times New Roman"/>
         </w:rPr>
-        <w:t xml:space="preserve"> </w:t>
-      </w:r>
-      <w:proofErr w:type="spellStart"/>
-      <w:r>
-        <w:rPr>
-          <w:rFonts w:ascii="Times New Roman" w:hAnsi="Times New Roman" w:cs="Times New Roman"/>
-        </w:rPr>
-        <w:t>Analyze</w:t>
-      </w:r>
-      <w:proofErr w:type="spellEnd"/>
-      <w:r>
-        <w:rPr>
-          <w:rFonts w:ascii="Times New Roman" w:hAnsi="Times New Roman" w:cs="Times New Roman"/>
-        </w:rPr>
-        <w:t xml:space="preserve"> Email Headers and Detect Email Spoofing using MHA (Mail Header Analyzer)</w:t>
+        <w:t xml:space="preserve"> Analyze Email Headers and Detect Email Spoofing using MHA (Mail Header Analyzer)</w:t>
       </w:r>
     </w:p>
     <w:p>
@@ -141,21 +113,7 @@
         <w:rPr>
           <w:rFonts w:ascii="Times New Roman" w:hAnsi="Times New Roman" w:cs="Times New Roman"/>
         </w:rPr>
-        <w:t xml:space="preserve">To extract, </w:t>
-      </w:r>
-      <w:proofErr w:type="spellStart"/>
-      <w:r>
-        <w:rPr>
-          <w:rFonts w:ascii="Times New Roman" w:hAnsi="Times New Roman" w:cs="Times New Roman"/>
-        </w:rPr>
-        <w:t>analyze</w:t>
-      </w:r>
-      <w:proofErr w:type="spellEnd"/>
-      <w:r>
-        <w:rPr>
-          <w:rFonts w:ascii="Times New Roman" w:hAnsi="Times New Roman" w:cs="Times New Roman"/>
-        </w:rPr>
-        <w:t>, and interpret email headers to trace an email's origin, verify its authenticity protocols (SPF, DKIM, DMARC), and detect potential spoofing or phishing attempts using Mail Header Analyzer (MHA) tools.</w:t>
+        <w:t>To extract, analyze, and interpret email headers to trace an email's origin, verify its authenticity protocols (SPF, DKIM, DMARC), and detect potential spoofing or phishing attempts using Mail Header Analyzer (MHA) tools.</w:t>
       </w:r>
     </w:p>
     <w:p>
@@ -264,21 +222,7 @@
         <w:rPr>
           <w:rFonts w:ascii="Times New Roman" w:hAnsi="Times New Roman" w:cs="Times New Roman"/>
         </w:rPr>
-        <w:t xml:space="preserve"> </w:t>
-      </w:r>
-      <w:proofErr w:type="spellStart"/>
-      <w:r>
-        <w:rPr>
-          <w:rFonts w:ascii="Times New Roman" w:hAnsi="Times New Roman" w:cs="Times New Roman"/>
-        </w:rPr>
-        <w:t>MXToolbox</w:t>
-      </w:r>
-      <w:proofErr w:type="spellEnd"/>
-      <w:r>
-        <w:rPr>
-          <w:rFonts w:ascii="Times New Roman" w:hAnsi="Times New Roman" w:cs="Times New Roman"/>
-        </w:rPr>
-        <w:t xml:space="preserve"> (Online Mail Header Analyzer), WHOIS IP Lookup</w:t>
+        <w:t xml:space="preserve"> MXToolbox (Online Mail Header Analyzer), WHOIS IP Lookup</w:t>
       </w:r>
     </w:p>
     <w:p>
@@ -336,21 +280,7 @@
         <w:rPr>
           <w:rFonts w:ascii="Times New Roman" w:hAnsi="Times New Roman" w:cs="Times New Roman"/>
         </w:rPr>
-        <w:t xml:space="preserve">. This header tracks the email's journey from the sender's server to the recipient's inbox and contains critical routing and authentication information. </w:t>
-      </w:r>
-      <w:proofErr w:type="spellStart"/>
-      <w:r>
-        <w:rPr>
-          <w:rFonts w:ascii="Times New Roman" w:hAnsi="Times New Roman" w:cs="Times New Roman"/>
-        </w:rPr>
-        <w:t>Analyzing</w:t>
-      </w:r>
-      <w:proofErr w:type="spellEnd"/>
-      <w:r>
-        <w:rPr>
-          <w:rFonts w:ascii="Times New Roman" w:hAnsi="Times New Roman" w:cs="Times New Roman"/>
-        </w:rPr>
-        <w:t xml:space="preserve"> these headers helps forensic investigators verify if an email is legitimate or spoofed.</w:t>
+        <w:t>. This header tracks the email's journey from the sender's server to the recipient's inbox and contains critical routing and authentication information. Analyzing these headers helps forensic investigators verify if an email is legitimate or spoofed.</w:t>
       </w:r>
     </w:p>
     <w:p>
@@ -700,7 +630,7 @@
         </w:rPr>
         <w:lastRenderedPageBreak/>
         <w:drawing>
-          <wp:inline distT="0" distB="0" distL="0" distR="0" wp14:anchorId="5DEE5A6F" wp14:editId="4690DB4F">
+          <wp:inline distT="0" distB="0" distL="0" distR="0" wp14:anchorId="5DEE5A6F" wp14:editId="27939380">
             <wp:extent cx="5731510" cy="3223895"/>
             <wp:effectExtent l="0" t="0" r="2540" b="0"/>
             <wp:docPr id="2115894719" name="Picture 3"/>
@@ -773,36 +703,8 @@
           <w:b/>
           <w:bCs/>
         </w:rPr>
-        <w:t xml:space="preserve">Step 3: </w:t>
-      </w:r>
-      <w:proofErr w:type="spellStart"/>
-      <w:r>
-        <w:rPr>
-          <w:rFonts w:ascii="Times New Roman" w:hAnsi="Times New Roman" w:cs="Times New Roman"/>
-          <w:b/>
-          <w:bCs/>
-        </w:rPr>
-        <w:t>Analyzing</w:t>
-      </w:r>
-      <w:proofErr w:type="spellEnd"/>
-      <w:r>
-        <w:rPr>
-          <w:rFonts w:ascii="Times New Roman" w:hAnsi="Times New Roman" w:cs="Times New Roman"/>
-          <w:b/>
-          <w:bCs/>
-        </w:rPr>
-        <w:t xml:space="preserve"> the Header via </w:t>
-      </w:r>
-      <w:proofErr w:type="spellStart"/>
-      <w:r>
-        <w:rPr>
-          <w:rFonts w:ascii="Times New Roman" w:hAnsi="Times New Roman" w:cs="Times New Roman"/>
-          <w:b/>
-          <w:bCs/>
-        </w:rPr>
-        <w:t>MXToolbox</w:t>
-      </w:r>
-      <w:proofErr w:type="spellEnd"/>
+        <w:t>Step 3: Analyzing the Header via MXToolbox</w:t>
+      </w:r>
     </w:p>
     <w:p>
       <w:pPr>
@@ -822,7 +724,6 @@
         </w:rPr>
         <w:t xml:space="preserve">Navigate to an online Mail Header Analyzer, such as </w:t>
       </w:r>
-      <w:proofErr w:type="spellStart"/>
       <w:r>
         <w:rPr>
           <w:rFonts w:ascii="Times New Roman" w:hAnsi="Times New Roman" w:cs="Times New Roman"/>
@@ -831,7 +732,6 @@
         </w:rPr>
         <w:t>MXToolbox</w:t>
       </w:r>
-      <w:proofErr w:type="spellEnd"/>
       <w:r>
         <w:rPr>
           <w:rFonts w:ascii="Times New Roman" w:hAnsi="Times New Roman" w:cs="Times New Roman"/>
@@ -855,21 +755,7 @@
         <w:rPr>
           <w:rFonts w:ascii="Times New Roman" w:hAnsi="Times New Roman" w:cs="Times New Roman"/>
         </w:rPr>
-        <w:t xml:space="preserve">Paste the copied raw header text into the analysis tool and click </w:t>
-      </w:r>
-      <w:proofErr w:type="spellStart"/>
-      <w:r>
-        <w:rPr>
-          <w:rFonts w:ascii="Times New Roman" w:hAnsi="Times New Roman" w:cs="Times New Roman"/>
-        </w:rPr>
-        <w:t>Analyze</w:t>
-      </w:r>
-      <w:proofErr w:type="spellEnd"/>
-      <w:r>
-        <w:rPr>
-          <w:rFonts w:ascii="Times New Roman" w:hAnsi="Times New Roman" w:cs="Times New Roman"/>
-        </w:rPr>
-        <w:t>.</w:t>
+        <w:t>Paste the copied raw header text into the analysis tool and click Analyze.</w:t>
       </w:r>
     </w:p>
     <w:p>
@@ -934,7 +820,7 @@
           <w:noProof/>
         </w:rPr>
         <w:drawing>
-          <wp:inline distT="0" distB="0" distL="0" distR="0" wp14:anchorId="1398DE21" wp14:editId="434EF16E">
+          <wp:inline distT="0" distB="0" distL="0" distR="0" wp14:anchorId="1398DE21" wp14:editId="01AB66CE">
             <wp:extent cx="5731510" cy="2649855"/>
             <wp:effectExtent l="0" t="0" r="2540" b="0"/>
             <wp:docPr id="632289573" name="Picture 4"/>
@@ -1027,21 +913,7 @@
         <w:rPr>
           <w:rFonts w:ascii="Times New Roman" w:hAnsi="Times New Roman" w:cs="Times New Roman"/>
         </w:rPr>
-        <w:t xml:space="preserve">Scroll down in the </w:t>
-      </w:r>
-      <w:proofErr w:type="spellStart"/>
-      <w:r>
-        <w:rPr>
-          <w:rFonts w:ascii="Times New Roman" w:hAnsi="Times New Roman" w:cs="Times New Roman"/>
-        </w:rPr>
-        <w:t>analyzer</w:t>
-      </w:r>
-      <w:proofErr w:type="spellEnd"/>
-      <w:r>
-        <w:rPr>
-          <w:rFonts w:ascii="Times New Roman" w:hAnsi="Times New Roman" w:cs="Times New Roman"/>
-        </w:rPr>
-        <w:t xml:space="preserve"> tool to inspect the authentication policies</w:t>
+        <w:t>Scroll down in the analyzer tool to inspect the authentication policies</w:t>
       </w:r>
       <w:r>
         <w:rPr>
@@ -1049,19 +921,11 @@
         </w:rPr>
         <w:t xml:space="preserve"> and </w:t>
       </w:r>
-      <w:proofErr w:type="gramStart"/>
-      <w:r>
-        <w:rPr>
-          <w:rFonts w:ascii="Times New Roman" w:hAnsi="Times New Roman" w:cs="Times New Roman"/>
-        </w:rPr>
-        <w:t>Verify</w:t>
-      </w:r>
-      <w:proofErr w:type="gramEnd"/>
-      <w:r>
-        <w:rPr>
-          <w:rFonts w:ascii="Times New Roman" w:hAnsi="Times New Roman" w:cs="Times New Roman"/>
-        </w:rPr>
-        <w:t xml:space="preserve"> if the DMARC record is compliant.</w:t>
+      <w:r>
+        <w:rPr>
+          <w:rFonts w:ascii="Times New Roman" w:hAnsi="Times New Roman" w:cs="Times New Roman"/>
+        </w:rPr>
+        <w:t>Verify if the DMARC record is compliant.</w:t>
       </w:r>
     </w:p>
     <w:p>
@@ -1108,7 +972,7 @@
           <w:noProof/>
         </w:rPr>
         <w:drawing>
-          <wp:inline distT="0" distB="0" distL="0" distR="0" wp14:anchorId="2A056BB1" wp14:editId="02CE66EB">
+          <wp:inline distT="0" distB="0" distL="0" distR="0" wp14:anchorId="2A056BB1" wp14:editId="377AEB8E">
             <wp:extent cx="5731510" cy="2705735"/>
             <wp:effectExtent l="0" t="0" r="2540" b="0"/>
             <wp:docPr id="1320317973" name="Picture 5"/>
@@ -1587,35 +1451,7 @@
         <w:rPr>
           <w:rFonts w:ascii="Times New Roman" w:hAnsi="Times New Roman" w:cs="Times New Roman"/>
         </w:rPr>
-        <w:t xml:space="preserve">The email header was successfully extracted and </w:t>
-      </w:r>
-      <w:proofErr w:type="spellStart"/>
-      <w:r>
-        <w:rPr>
-          <w:rFonts w:ascii="Times New Roman" w:hAnsi="Times New Roman" w:cs="Times New Roman"/>
-        </w:rPr>
-        <w:t>analyzed</w:t>
-      </w:r>
-      <w:proofErr w:type="spellEnd"/>
-      <w:r>
-        <w:rPr>
-          <w:rFonts w:ascii="Times New Roman" w:hAnsi="Times New Roman" w:cs="Times New Roman"/>
-        </w:rPr>
-        <w:t xml:space="preserve"> using </w:t>
-      </w:r>
-      <w:proofErr w:type="spellStart"/>
-      <w:r>
-        <w:rPr>
-          <w:rFonts w:ascii="Times New Roman" w:hAnsi="Times New Roman" w:cs="Times New Roman"/>
-        </w:rPr>
-        <w:t>MXToolbox</w:t>
-      </w:r>
-      <w:proofErr w:type="spellEnd"/>
-      <w:r>
-        <w:rPr>
-          <w:rFonts w:ascii="Times New Roman" w:hAnsi="Times New Roman" w:cs="Times New Roman"/>
-        </w:rPr>
-        <w:t>. Authentication protocols (SPF, DKIM, DMARC) and the originating IP address were manually verified, demonstrating how to trace email origins and detect potential spoofing.</w:t>
+        <w:t>The email header was successfully extracted and analyzed using MXToolbox. Authentication protocols (SPF, DKIM, DMARC) and the originating IP address were manually verified, demonstrating how to trace email origins and detect potential spoofing.</w:t>
       </w:r>
     </w:p>
     <w:sectPr>
